--- a/tests/fixtures/sample.docx
+++ b/tests/fixtures/sample.docx
@@ -60,7 +60,7 @@
     <w:p/>
     <w:p>
       <w:r>
-        <w:t xml:space="preserve">Two blank lines above. Characters XML cannot hold are left out of the document: [] and [] become [] and [].</w:t>
+        <w:t xml:space="preserve">Two blank lines above. Characters XML cannot hold are left out of the document: the control characters [], [], [] and [] and the non-characters [] and [] become [], [], [], [], [] and [].</w:t>
       </w:r>
     </w:p>
     <w:p>
